--- a/7 sem/YandexCloud/Вербицкий МО42.2 ООТ отчёт.docx
+++ b/7 sem/YandexCloud/Вербицкий МО42.2 ООТ отчёт.docx
@@ -1401,6 +1401,7 @@
           <w:numId w:val="4"/>
         </w:numPr>
         <w:spacing w:before="100" w:beforeAutospacing="1" w:after="100" w:afterAutospacing="1"/>
+        <w:jc w:val="both"/>
         <w:rPr>
           <w:rFonts w:ascii="Times New Roman" w:eastAsia="Times New Roman" w:hAnsi="Times New Roman" w:cs="Times New Roman"/>
           <w:sz w:val="28"/>
@@ -1556,6 +1557,7 @@
           <w:numId w:val="4"/>
         </w:numPr>
         <w:spacing w:before="100" w:beforeAutospacing="1" w:after="100" w:afterAutospacing="1"/>
+        <w:jc w:val="both"/>
         <w:rPr>
           <w:rFonts w:ascii="Times New Roman" w:eastAsia="Times New Roman" w:hAnsi="Times New Roman" w:cs="Times New Roman"/>
           <w:sz w:val="28"/>
@@ -1747,6 +1749,7 @@
           <w:numId w:val="4"/>
         </w:numPr>
         <w:spacing w:before="100" w:beforeAutospacing="1" w:after="100" w:afterAutospacing="1"/>
+        <w:jc w:val="both"/>
         <w:rPr>
           <w:rFonts w:ascii="Times New Roman" w:eastAsia="Times New Roman" w:hAnsi="Times New Roman" w:cs="Times New Roman"/>
           <w:sz w:val="28"/>
@@ -1878,6 +1881,7 @@
           <w:numId w:val="4"/>
         </w:numPr>
         <w:spacing w:before="100" w:beforeAutospacing="1" w:after="100" w:afterAutospacing="1"/>
+        <w:jc w:val="both"/>
         <w:rPr>
           <w:rFonts w:ascii="Times New Roman" w:eastAsia="Times New Roman" w:hAnsi="Times New Roman" w:cs="Times New Roman"/>
           <w:sz w:val="28"/>
@@ -2050,6 +2054,7 @@
           <w:numId w:val="4"/>
         </w:numPr>
         <w:spacing w:before="100" w:beforeAutospacing="1" w:after="100" w:afterAutospacing="1"/>
+        <w:jc w:val="both"/>
         <w:rPr>
           <w:rFonts w:ascii="Times New Roman" w:eastAsia="Times New Roman" w:hAnsi="Times New Roman" w:cs="Times New Roman"/>
           <w:sz w:val="28"/>
@@ -2323,6 +2328,27 @@
         <w:t>Архитектура</w:t>
       </w:r>
       <w:proofErr w:type="spellEnd"/>
+      <w:r>
+        <w:rPr>
+          <w:rFonts w:ascii="Times New Roman" w:hAnsi="Times New Roman" w:cs="Times New Roman"/>
+          <w:b/>
+          <w:bCs/>
+          <w:sz w:val="28"/>
+          <w:szCs w:val="28"/>
+        </w:rPr>
+        <w:t xml:space="preserve"> </w:t>
+      </w:r>
+      <w:r>
+        <w:rPr>
+          <w:rFonts w:ascii="Times New Roman" w:hAnsi="Times New Roman" w:cs="Times New Roman"/>
+          <w:b/>
+          <w:bCs/>
+          <w:sz w:val="28"/>
+          <w:szCs w:val="28"/>
+          <w:lang w:val="ru-RU"/>
+        </w:rPr>
+        <w:t>облачного</w:t>
+      </w:r>
       <w:r>
         <w:rPr>
           <w:rFonts w:ascii="Times New Roman" w:hAnsi="Times New Roman" w:cs="Times New Roman"/>
@@ -2463,6 +2489,7 @@
         </w:tabs>
         <w:spacing w:after="0" w:line="360" w:lineRule="auto"/>
         <w:ind w:left="0" w:firstLine="709"/>
+        <w:jc w:val="both"/>
         <w:rPr>
           <w:rFonts w:ascii="Times New Roman" w:hAnsi="Times New Roman" w:cs="Times New Roman"/>
           <w:sz w:val="28"/>
@@ -2537,6 +2564,7 @@
         </w:tabs>
         <w:spacing w:after="0" w:line="360" w:lineRule="auto"/>
         <w:ind w:left="0" w:firstLine="709"/>
+        <w:jc w:val="both"/>
         <w:rPr>
           <w:rFonts w:ascii="Times New Roman" w:hAnsi="Times New Roman" w:cs="Times New Roman"/>
           <w:sz w:val="28"/>
@@ -2613,6 +2641,7 @@
         </w:tabs>
         <w:spacing w:after="0" w:line="360" w:lineRule="auto"/>
         <w:ind w:left="0" w:firstLine="709"/>
+        <w:jc w:val="both"/>
         <w:rPr>
           <w:rFonts w:ascii="Times New Roman" w:hAnsi="Times New Roman" w:cs="Times New Roman"/>
           <w:sz w:val="28"/>
@@ -2659,6 +2688,7 @@
         </w:tabs>
         <w:spacing w:after="0" w:line="360" w:lineRule="auto"/>
         <w:ind w:left="0" w:firstLine="709"/>
+        <w:jc w:val="both"/>
         <w:rPr>
           <w:rFonts w:ascii="Times New Roman" w:hAnsi="Times New Roman" w:cs="Times New Roman"/>
           <w:sz w:val="28"/>
@@ -2771,6 +2801,7 @@
         </w:tabs>
         <w:spacing w:after="0" w:line="360" w:lineRule="auto"/>
         <w:ind w:left="0" w:firstLine="709"/>
+        <w:jc w:val="both"/>
         <w:rPr>
           <w:rFonts w:ascii="Times New Roman" w:hAnsi="Times New Roman" w:cs="Times New Roman"/>
           <w:sz w:val="28"/>
@@ -2877,6 +2908,7 @@
         </w:tabs>
         <w:spacing w:after="0" w:line="360" w:lineRule="auto"/>
         <w:ind w:left="0" w:firstLine="709"/>
+        <w:jc w:val="both"/>
         <w:rPr>
           <w:rFonts w:ascii="Times New Roman" w:hAnsi="Times New Roman" w:cs="Times New Roman"/>
           <w:sz w:val="28"/>
@@ -2999,7 +3031,6 @@
           <w:lang w:val="ru-RU"/>
         </w:rPr>
       </w:pPr>
-      <w:proofErr w:type="spellStart"/>
       <w:r>
         <w:rPr>
           <w:rFonts w:ascii="Times New Roman" w:hAnsi="Times New Roman" w:cs="Times New Roman"/>
@@ -3007,8 +3038,20 @@
           <w:bCs/>
           <w:sz w:val="28"/>
           <w:szCs w:val="28"/>
+          <w:lang w:val="ru-RU"/>
         </w:rPr>
         <w:lastRenderedPageBreak/>
+        <w:t xml:space="preserve">Сервис </w:t>
+      </w:r>
+      <w:proofErr w:type="spellStart"/>
+      <w:r>
+        <w:rPr>
+          <w:rFonts w:ascii="Times New Roman" w:hAnsi="Times New Roman" w:cs="Times New Roman"/>
+          <w:b/>
+          <w:bCs/>
+          <w:sz w:val="28"/>
+          <w:szCs w:val="28"/>
+        </w:rPr>
         <w:t>Serverless</w:t>
       </w:r>
       <w:proofErr w:type="spellEnd"/>
@@ -4906,88 +4949,37 @@
           <w:b/>
           <w:sz w:val="28"/>
           <w:szCs w:val="28"/>
-          <w:lang w:val="ru-RU"/>
-        </w:rPr>
-      </w:pPr>
-      <w:proofErr w:type="spellStart"/>
-      <w:r>
-        <w:rPr>
-          <w:rFonts w:ascii="Times New Roman" w:hAnsi="Times New Roman" w:cs="Times New Roman"/>
+        </w:rPr>
+      </w:pPr>
+      <w:r>
+        <w:rPr>
+          <w:rFonts w:ascii="Times New Roman" w:hAnsi="Times New Roman" w:cs="Times New Roman" w:hint="cs"/>
           <w:b/>
           <w:sz w:val="28"/>
           <w:szCs w:val="28"/>
           <w:lang w:val="ru-RU"/>
         </w:rPr>
         <w:lastRenderedPageBreak/>
-        <w:t>Managed</w:t>
-      </w:r>
-      <w:proofErr w:type="spellEnd"/>
+        <w:t>Сервис</w:t>
+      </w:r>
       <w:r>
         <w:rPr>
           <w:rFonts w:ascii="Times New Roman" w:hAnsi="Times New Roman" w:cs="Times New Roman"/>
           <w:b/>
           <w:sz w:val="28"/>
           <w:szCs w:val="28"/>
-          <w:lang w:val="ru-RU"/>
         </w:rPr>
         <w:t xml:space="preserve"> </w:t>
       </w:r>
-      <w:proofErr w:type="spellStart"/>
       <w:r>
         <w:rPr>
           <w:rFonts w:ascii="Times New Roman" w:hAnsi="Times New Roman" w:cs="Times New Roman"/>
           <w:b/>
           <w:sz w:val="28"/>
           <w:szCs w:val="28"/>
-          <w:lang w:val="ru-RU"/>
-        </w:rPr>
-        <w:t>Service</w:t>
-      </w:r>
-      <w:proofErr w:type="spellEnd"/>
-      <w:r>
-        <w:rPr>
-          <w:rFonts w:ascii="Times New Roman" w:hAnsi="Times New Roman" w:cs="Times New Roman"/>
-          <w:b/>
-          <w:sz w:val="28"/>
-          <w:szCs w:val="28"/>
-          <w:lang w:val="ru-RU"/>
-        </w:rPr>
-        <w:t xml:space="preserve"> </w:t>
-      </w:r>
-      <w:proofErr w:type="spellStart"/>
-      <w:r>
-        <w:rPr>
-          <w:rFonts w:ascii="Times New Roman" w:hAnsi="Times New Roman" w:cs="Times New Roman"/>
-          <w:b/>
-          <w:sz w:val="28"/>
-          <w:szCs w:val="28"/>
-          <w:lang w:val="ru-RU"/>
-        </w:rPr>
-        <w:t>for</w:t>
-      </w:r>
-      <w:proofErr w:type="spellEnd"/>
-      <w:r>
-        <w:rPr>
-          <w:rFonts w:ascii="Times New Roman" w:hAnsi="Times New Roman" w:cs="Times New Roman"/>
-          <w:b/>
-          <w:sz w:val="28"/>
-          <w:szCs w:val="28"/>
-          <w:lang w:val="ru-RU"/>
-        </w:rPr>
-        <w:t xml:space="preserve"> </w:t>
-      </w:r>
-      <w:proofErr w:type="spellStart"/>
-      <w:r>
-        <w:rPr>
-          <w:rFonts w:ascii="Times New Roman" w:hAnsi="Times New Roman" w:cs="Times New Roman"/>
-          <w:b/>
-          <w:sz w:val="28"/>
-          <w:szCs w:val="28"/>
-          <w:lang w:val="ru-RU"/>
-        </w:rPr>
-        <w:t>PostgreSQL</w:t>
-      </w:r>
-      <w:proofErr w:type="spellEnd"/>
+        </w:rPr>
+        <w:t>Managed Service for PostgreSQL</w:t>
+      </w:r>
     </w:p>
     <w:p>
       <w:pPr>
@@ -4997,6 +4989,8 @@
           <w:tab w:val="left" w:pos="993"/>
         </w:tabs>
         <w:spacing w:before="0" w:beforeAutospacing="0" w:after="0" w:afterAutospacing="0" w:line="360" w:lineRule="auto"/>
+        <w:ind w:firstLine="709"/>
+        <w:jc w:val="both"/>
         <w:rPr>
           <w:color w:val="000000" w:themeColor="text1"/>
           <w:sz w:val="28"/>
@@ -5197,6 +5191,7 @@
           <w:tab w:val="left" w:pos="993"/>
         </w:tabs>
         <w:spacing w:before="0" w:beforeAutospacing="0" w:after="0" w:afterAutospacing="0" w:line="360" w:lineRule="auto"/>
+        <w:jc w:val="both"/>
         <w:rPr>
           <w:color w:val="000000" w:themeColor="text1"/>
           <w:sz w:val="28"/>
@@ -5224,6 +5219,7 @@
           <w:tab w:val="left" w:pos="993"/>
         </w:tabs>
         <w:spacing w:before="0" w:beforeAutospacing="0" w:after="0" w:afterAutospacing="0" w:line="360" w:lineRule="auto"/>
+        <w:jc w:val="both"/>
         <w:rPr>
           <w:color w:val="000000" w:themeColor="text1"/>
           <w:sz w:val="28"/>
@@ -5332,6 +5328,7 @@
           <w:tab w:val="left" w:pos="993"/>
         </w:tabs>
         <w:spacing w:before="0" w:beforeAutospacing="0" w:after="0" w:afterAutospacing="0" w:line="360" w:lineRule="auto"/>
+        <w:jc w:val="both"/>
         <w:rPr>
           <w:color w:val="000000" w:themeColor="text1"/>
           <w:sz w:val="28"/>
@@ -5389,6 +5386,7 @@
           <w:tab w:val="left" w:pos="993"/>
         </w:tabs>
         <w:spacing w:before="0" w:beforeAutospacing="0" w:after="0" w:afterAutospacing="0" w:line="360" w:lineRule="auto"/>
+        <w:jc w:val="both"/>
         <w:rPr>
           <w:color w:val="000000" w:themeColor="text1"/>
           <w:sz w:val="28"/>
@@ -5426,6 +5424,7 @@
           <w:tab w:val="left" w:pos="993"/>
         </w:tabs>
         <w:spacing w:before="0" w:beforeAutospacing="0" w:after="0" w:afterAutospacing="0" w:line="360" w:lineRule="auto"/>
+        <w:jc w:val="both"/>
         <w:rPr>
           <w:color w:val="000000" w:themeColor="text1"/>
           <w:sz w:val="28"/>
@@ -5481,6 +5480,7 @@
           <w:tab w:val="left" w:pos="993"/>
         </w:tabs>
         <w:spacing w:before="0" w:beforeAutospacing="0" w:after="0" w:afterAutospacing="0" w:line="360" w:lineRule="auto"/>
+        <w:jc w:val="both"/>
         <w:rPr>
           <w:color w:val="000000" w:themeColor="text1"/>
           <w:sz w:val="28"/>
@@ -5518,6 +5518,7 @@
           <w:tab w:val="left" w:pos="993"/>
         </w:tabs>
         <w:spacing w:before="0" w:beforeAutospacing="0" w:after="0" w:afterAutospacing="0" w:line="360" w:lineRule="auto"/>
+        <w:jc w:val="both"/>
         <w:rPr>
           <w:color w:val="000000" w:themeColor="text1"/>
           <w:sz w:val="28"/>
@@ -5545,6 +5546,7 @@
           <w:tab w:val="left" w:pos="993"/>
         </w:tabs>
         <w:spacing w:before="0" w:beforeAutospacing="0" w:after="0" w:afterAutospacing="0" w:line="360" w:lineRule="auto"/>
+        <w:jc w:val="both"/>
         <w:rPr>
           <w:color w:val="000000" w:themeColor="text1"/>
           <w:sz w:val="28"/>
@@ -5604,6 +5606,7 @@
           <w:tab w:val="left" w:pos="993"/>
         </w:tabs>
         <w:spacing w:before="0" w:beforeAutospacing="0" w:after="0" w:afterAutospacing="0" w:line="360" w:lineRule="auto"/>
+        <w:jc w:val="both"/>
         <w:rPr>
           <w:color w:val="000000" w:themeColor="text1"/>
           <w:sz w:val="28"/>
@@ -5653,6 +5656,7 @@
           <w:tab w:val="left" w:pos="993"/>
         </w:tabs>
         <w:spacing w:before="0" w:beforeAutospacing="0" w:after="0" w:afterAutospacing="0" w:line="360" w:lineRule="auto"/>
+        <w:jc w:val="both"/>
         <w:rPr>
           <w:color w:val="000000" w:themeColor="text1"/>
           <w:sz w:val="28"/>
@@ -5680,6 +5684,7 @@
           <w:tab w:val="left" w:pos="993"/>
         </w:tabs>
         <w:spacing w:before="0" w:beforeAutospacing="0" w:after="0" w:afterAutospacing="0" w:line="360" w:lineRule="auto"/>
+        <w:jc w:val="both"/>
         <w:rPr>
           <w:color w:val="000000" w:themeColor="text1"/>
           <w:sz w:val="28"/>
@@ -5719,6 +5724,7 @@
           <w:tab w:val="left" w:pos="993"/>
         </w:tabs>
         <w:spacing w:before="0" w:beforeAutospacing="0" w:after="0" w:afterAutospacing="0" w:line="360" w:lineRule="auto"/>
+        <w:jc w:val="both"/>
         <w:rPr>
           <w:color w:val="000000" w:themeColor="text1"/>
           <w:sz w:val="28"/>
@@ -5768,6 +5774,7 @@
           <w:tab w:val="left" w:pos="993"/>
         </w:tabs>
         <w:spacing w:before="0" w:beforeAutospacing="0" w:after="0" w:afterAutospacing="0" w:line="360" w:lineRule="auto"/>
+        <w:jc w:val="both"/>
         <w:rPr>
           <w:color w:val="000000" w:themeColor="text1"/>
           <w:sz w:val="28"/>
@@ -5795,6 +5802,7 @@
           <w:tab w:val="left" w:pos="993"/>
         </w:tabs>
         <w:spacing w:before="0" w:beforeAutospacing="0" w:after="0" w:afterAutospacing="0" w:line="360" w:lineRule="auto"/>
+        <w:jc w:val="both"/>
         <w:rPr>
           <w:color w:val="000000" w:themeColor="text1"/>
           <w:sz w:val="28"/>
@@ -5832,6 +5840,7 @@
           <w:tab w:val="left" w:pos="993"/>
         </w:tabs>
         <w:spacing w:before="0" w:beforeAutospacing="0" w:after="0" w:afterAutospacing="0" w:line="360" w:lineRule="auto"/>
+        <w:jc w:val="both"/>
         <w:rPr>
           <w:color w:val="000000" w:themeColor="text1"/>
           <w:sz w:val="28"/>
@@ -5869,6 +5878,7 @@
           <w:tab w:val="left" w:pos="993"/>
         </w:tabs>
         <w:spacing w:before="0" w:beforeAutospacing="0" w:after="0" w:afterAutospacing="0" w:line="360" w:lineRule="auto"/>
+        <w:jc w:val="both"/>
         <w:rPr>
           <w:color w:val="000000" w:themeColor="text1"/>
           <w:sz w:val="28"/>
@@ -6054,6 +6064,7 @@
           <w:tab w:val="left" w:pos="993"/>
         </w:tabs>
         <w:spacing w:before="0" w:beforeAutospacing="0" w:after="0" w:afterAutospacing="0" w:line="360" w:lineRule="auto"/>
+        <w:jc w:val="both"/>
         <w:rPr>
           <w:b/>
           <w:bCs/>
@@ -6097,6 +6108,7 @@
           <w:tab w:val="left" w:pos="993"/>
         </w:tabs>
         <w:spacing w:before="0" w:beforeAutospacing="0" w:after="0" w:afterAutospacing="0" w:line="360" w:lineRule="auto"/>
+        <w:jc w:val="both"/>
         <w:rPr>
           <w:color w:val="000000" w:themeColor="text1"/>
           <w:sz w:val="28"/>
@@ -6160,6 +6172,7 @@
           <w:tab w:val="left" w:pos="993"/>
         </w:tabs>
         <w:spacing w:before="0" w:beforeAutospacing="0" w:after="0" w:afterAutospacing="0" w:line="360" w:lineRule="auto"/>
+        <w:jc w:val="both"/>
         <w:rPr>
           <w:color w:val="000000" w:themeColor="text1"/>
           <w:sz w:val="28"/>
@@ -6223,6 +6236,7 @@
           <w:tab w:val="left" w:pos="993"/>
         </w:tabs>
         <w:spacing w:before="0" w:beforeAutospacing="0" w:after="0" w:afterAutospacing="0" w:line="360" w:lineRule="auto"/>
+        <w:jc w:val="both"/>
         <w:rPr>
           <w:color w:val="000000" w:themeColor="text1"/>
           <w:sz w:val="28"/>
@@ -6246,6 +6260,7 @@
           <w:tab w:val="left" w:pos="993"/>
         </w:tabs>
         <w:spacing w:before="0" w:beforeAutospacing="0" w:after="0" w:afterAutospacing="0" w:line="360" w:lineRule="auto"/>
+        <w:jc w:val="both"/>
         <w:rPr>
           <w:b/>
           <w:bCs/>
@@ -6277,6 +6292,7 @@
           <w:tab w:val="left" w:pos="993"/>
         </w:tabs>
         <w:spacing w:before="0" w:beforeAutospacing="0" w:after="0" w:afterAutospacing="0" w:line="360" w:lineRule="auto"/>
+        <w:jc w:val="both"/>
         <w:rPr>
           <w:color w:val="000000" w:themeColor="text1"/>
           <w:sz w:val="28"/>
@@ -6322,6 +6338,7 @@
           <w:tab w:val="left" w:pos="993"/>
         </w:tabs>
         <w:spacing w:before="0" w:beforeAutospacing="0" w:after="0" w:afterAutospacing="0" w:line="360" w:lineRule="auto"/>
+        <w:jc w:val="both"/>
         <w:rPr>
           <w:color w:val="000000" w:themeColor="text1"/>
           <w:sz w:val="28"/>
@@ -6345,6 +6362,7 @@
           <w:tab w:val="left" w:pos="993"/>
         </w:tabs>
         <w:spacing w:before="0" w:beforeAutospacing="0" w:after="0" w:afterAutospacing="0" w:line="360" w:lineRule="auto"/>
+        <w:jc w:val="both"/>
         <w:rPr>
           <w:b/>
           <w:bCs/>
@@ -6410,6 +6428,7 @@
           <w:tab w:val="left" w:pos="993"/>
         </w:tabs>
         <w:spacing w:before="0" w:beforeAutospacing="0" w:after="0" w:afterAutospacing="0" w:line="360" w:lineRule="auto"/>
+        <w:jc w:val="both"/>
         <w:rPr>
           <w:color w:val="000000" w:themeColor="text1"/>
           <w:sz w:val="28"/>
@@ -6525,6 +6544,7 @@
           <w:tab w:val="left" w:pos="993"/>
         </w:tabs>
         <w:spacing w:before="0" w:beforeAutospacing="0" w:after="0" w:afterAutospacing="0" w:line="360" w:lineRule="auto"/>
+        <w:jc w:val="both"/>
         <w:rPr>
           <w:color w:val="000000" w:themeColor="text1"/>
           <w:sz w:val="28"/>
@@ -6987,6 +7007,7 @@
           <w:tab w:val="left" w:pos="993"/>
         </w:tabs>
         <w:spacing w:before="0" w:beforeAutospacing="0" w:after="0" w:afterAutospacing="0" w:line="360" w:lineRule="auto"/>
+        <w:jc w:val="both"/>
         <w:rPr>
           <w:color w:val="000000" w:themeColor="text1"/>
           <w:sz w:val="28"/>
@@ -7050,6 +7071,7 @@
           <w:tab w:val="left" w:pos="993"/>
         </w:tabs>
         <w:spacing w:before="0" w:beforeAutospacing="0" w:after="0" w:afterAutospacing="0" w:line="360" w:lineRule="auto"/>
+        <w:jc w:val="both"/>
         <w:rPr>
           <w:color w:val="000000" w:themeColor="text1"/>
           <w:sz w:val="28"/>
@@ -7166,6 +7188,7 @@
           <w:tab w:val="left" w:pos="993"/>
         </w:tabs>
         <w:spacing w:before="0" w:beforeAutospacing="0" w:after="0" w:afterAutospacing="0" w:line="360" w:lineRule="auto"/>
+        <w:jc w:val="both"/>
         <w:rPr>
           <w:color w:val="000000" w:themeColor="text1"/>
           <w:sz w:val="28"/>
@@ -7219,6 +7242,7 @@
           <w:tab w:val="left" w:pos="993"/>
         </w:tabs>
         <w:spacing w:before="0" w:beforeAutospacing="0" w:after="0" w:afterAutospacing="0" w:line="360" w:lineRule="auto"/>
+        <w:jc w:val="both"/>
         <w:rPr>
           <w:color w:val="000000" w:themeColor="text1"/>
           <w:sz w:val="28"/>
@@ -7259,6 +7283,8 @@
           <w:tab w:val="left" w:pos="993"/>
         </w:tabs>
         <w:spacing w:before="0" w:beforeAutospacing="0" w:after="0" w:afterAutospacing="0" w:line="360" w:lineRule="auto"/>
+        <w:ind w:firstLine="709"/>
+        <w:jc w:val="both"/>
         <w:rPr>
           <w:color w:val="000000" w:themeColor="text1"/>
           <w:sz w:val="28"/>
@@ -7510,7 +7536,6 @@
           <w:tab w:val="left" w:pos="993"/>
         </w:tabs>
         <w:spacing w:before="0" w:after="0" w:line="360" w:lineRule="auto"/>
-        <w:ind w:left="0" w:firstLine="709"/>
         <w:jc w:val="both"/>
         <w:rPr>
           <w:rFonts w:ascii="Times New Roman" w:hAnsi="Times New Roman" w:cs="Times New Roman"/>
@@ -7522,13 +7547,35 @@
       <w:proofErr w:type="spellStart"/>
       <w:r>
         <w:rPr>
-          <w:rFonts w:ascii="Times New Roman" w:hAnsi="Times New Roman" w:cs="Times New Roman"/>
+          <w:rFonts w:ascii="Times New Roman" w:hAnsi="Times New Roman" w:cs="Times New Roman" w:hint="cs"/>
           <w:b/>
           <w:bCs/>
           <w:sz w:val="28"/>
           <w:szCs w:val="28"/>
         </w:rPr>
         <w:lastRenderedPageBreak/>
+        <w:t>Сервис</w:t>
+      </w:r>
+      <w:proofErr w:type="spellEnd"/>
+      <w:r>
+        <w:rPr>
+          <w:rFonts w:ascii="Times New Roman" w:hAnsi="Times New Roman" w:cs="Times New Roman"/>
+          <w:b/>
+          <w:bCs/>
+          <w:sz w:val="28"/>
+          <w:szCs w:val="28"/>
+        </w:rPr>
+        <w:t xml:space="preserve"> </w:t>
+      </w:r>
+      <w:proofErr w:type="spellStart"/>
+      <w:r>
+        <w:rPr>
+          <w:rFonts w:ascii="Times New Roman" w:hAnsi="Times New Roman" w:cs="Times New Roman"/>
+          <w:b/>
+          <w:bCs/>
+          <w:sz w:val="28"/>
+          <w:szCs w:val="28"/>
+        </w:rPr>
         <w:t>Yandex</w:t>
       </w:r>
       <w:proofErr w:type="spellEnd"/>
@@ -7559,6 +7606,7 @@
       <w:pPr>
         <w:pStyle w:val="Compact"/>
         <w:spacing w:before="0" w:after="0" w:line="360" w:lineRule="auto"/>
+        <w:ind w:firstLine="709"/>
         <w:jc w:val="both"/>
         <w:rPr>
           <w:rFonts w:ascii="Times New Roman" w:hAnsi="Times New Roman" w:cs="Times New Roman"/>
@@ -9481,6 +9529,7 @@
       <w:pPr>
         <w:pStyle w:val="Compact"/>
         <w:spacing w:before="0" w:after="0" w:line="360" w:lineRule="auto"/>
+        <w:ind w:firstLine="709"/>
         <w:jc w:val="both"/>
         <w:rPr>
           <w:rFonts w:ascii="Times New Roman" w:hAnsi="Times New Roman" w:cs="Times New Roman"/>
@@ -9622,7 +9671,6 @@
           <w:tab w:val="left" w:pos="993"/>
         </w:tabs>
         <w:spacing w:before="0" w:after="0" w:line="360" w:lineRule="auto"/>
-        <w:ind w:left="0" w:firstLine="709"/>
         <w:jc w:val="both"/>
         <w:rPr>
           <w:rFonts w:ascii="Times New Roman" w:hAnsi="Times New Roman" w:cs="Times New Roman"/>
@@ -9631,15 +9679,37 @@
           <w:lang w:val="ru-RU"/>
         </w:rPr>
       </w:pPr>
-      <w:r>
-        <w:rPr>
-          <w:rFonts w:ascii="Times New Roman" w:hAnsi="Times New Roman" w:cs="Times New Roman"/>
+      <w:proofErr w:type="spellStart"/>
+      <w:r>
+        <w:rPr>
+          <w:rFonts w:ascii="Times New Roman" w:hAnsi="Times New Roman" w:cs="Times New Roman" w:hint="cs"/>
           <w:b/>
           <w:bCs/>
           <w:sz w:val="28"/>
           <w:szCs w:val="28"/>
         </w:rPr>
         <w:lastRenderedPageBreak/>
+        <w:t>Сервис</w:t>
+      </w:r>
+      <w:proofErr w:type="spellEnd"/>
+      <w:r>
+        <w:rPr>
+          <w:rFonts w:ascii="Times New Roman" w:hAnsi="Times New Roman" w:cs="Times New Roman"/>
+          <w:b/>
+          <w:bCs/>
+          <w:sz w:val="28"/>
+          <w:szCs w:val="28"/>
+        </w:rPr>
+        <w:t xml:space="preserve"> </w:t>
+      </w:r>
+      <w:r>
+        <w:rPr>
+          <w:rFonts w:ascii="Times New Roman" w:hAnsi="Times New Roman" w:cs="Times New Roman"/>
+          <w:b/>
+          <w:bCs/>
+          <w:sz w:val="28"/>
+          <w:szCs w:val="28"/>
+        </w:rPr>
         <w:t>Cloud Logging</w:t>
       </w:r>
     </w:p>
@@ -9648,6 +9718,8 @@
         <w:pStyle w:val="af4"/>
         <w:shd w:val="clear" w:color="auto" w:fill="FFFFFF"/>
         <w:spacing w:before="0" w:beforeAutospacing="0" w:after="0" w:afterAutospacing="0" w:line="360" w:lineRule="auto"/>
+        <w:ind w:firstLine="709"/>
+        <w:jc w:val="both"/>
         <w:rPr>
           <w:color w:val="000000" w:themeColor="text1"/>
           <w:sz w:val="28"/>
@@ -9778,6 +9850,7 @@
         </w:numPr>
         <w:shd w:val="clear" w:color="auto" w:fill="FFFFFF"/>
         <w:spacing w:before="0" w:beforeAutospacing="0" w:after="0" w:afterAutospacing="0" w:line="360" w:lineRule="auto"/>
+        <w:jc w:val="both"/>
         <w:rPr>
           <w:color w:val="000000" w:themeColor="text1"/>
           <w:sz w:val="28"/>
@@ -9802,6 +9875,7 @@
         </w:numPr>
         <w:shd w:val="clear" w:color="auto" w:fill="FFFFFF"/>
         <w:spacing w:before="0" w:beforeAutospacing="0" w:after="0" w:afterAutospacing="0" w:line="360" w:lineRule="auto"/>
+        <w:jc w:val="both"/>
         <w:rPr>
           <w:color w:val="000000" w:themeColor="text1"/>
           <w:sz w:val="28"/>
@@ -9868,6 +9942,7 @@
         </w:numPr>
         <w:shd w:val="clear" w:color="auto" w:fill="FFFFFF"/>
         <w:spacing w:before="0" w:beforeAutospacing="0" w:after="0" w:afterAutospacing="0" w:line="360" w:lineRule="auto"/>
+        <w:jc w:val="both"/>
         <w:rPr>
           <w:color w:val="000000" w:themeColor="text1"/>
           <w:sz w:val="28"/>
@@ -9928,6 +10003,7 @@
         </w:numPr>
         <w:shd w:val="clear" w:color="auto" w:fill="FFFFFF"/>
         <w:spacing w:before="0" w:beforeAutospacing="0" w:after="0" w:afterAutospacing="0" w:line="360" w:lineRule="auto"/>
+        <w:jc w:val="both"/>
         <w:rPr>
           <w:color w:val="000000" w:themeColor="text1"/>
           <w:sz w:val="28"/>
@@ -9952,6 +10028,7 @@
         </w:numPr>
         <w:shd w:val="clear" w:color="auto" w:fill="FFFFFF"/>
         <w:spacing w:before="0" w:beforeAutospacing="0" w:after="0" w:afterAutospacing="0" w:line="360" w:lineRule="auto"/>
+        <w:jc w:val="both"/>
         <w:rPr>
           <w:color w:val="000000" w:themeColor="text1"/>
           <w:sz w:val="28"/>
@@ -9986,6 +10063,7 @@
         </w:numPr>
         <w:shd w:val="clear" w:color="auto" w:fill="FFFFFF"/>
         <w:spacing w:before="0" w:beforeAutospacing="0" w:after="0" w:afterAutospacing="0" w:line="360" w:lineRule="auto"/>
+        <w:jc w:val="both"/>
         <w:rPr>
           <w:color w:val="000000" w:themeColor="text1"/>
           <w:sz w:val="28"/>
@@ -10022,6 +10100,7 @@
         </w:numPr>
         <w:shd w:val="clear" w:color="auto" w:fill="FFFFFF"/>
         <w:spacing w:before="0" w:beforeAutospacing="0" w:after="0" w:afterAutospacing="0" w:line="360" w:lineRule="auto"/>
+        <w:jc w:val="both"/>
         <w:rPr>
           <w:color w:val="000000" w:themeColor="text1"/>
           <w:sz w:val="28"/>
@@ -10100,6 +10179,7 @@
         </w:numPr>
         <w:shd w:val="clear" w:color="auto" w:fill="FFFFFF"/>
         <w:spacing w:before="0" w:beforeAutospacing="0" w:after="0" w:afterAutospacing="0" w:line="360" w:lineRule="auto"/>
+        <w:jc w:val="both"/>
         <w:rPr>
           <w:color w:val="000000" w:themeColor="text1"/>
           <w:sz w:val="28"/>
@@ -10130,6 +10210,7 @@
         <w:pStyle w:val="af4"/>
         <w:shd w:val="clear" w:color="auto" w:fill="FFFFFF"/>
         <w:spacing w:before="0" w:beforeAutospacing="0" w:after="0" w:afterAutospacing="0" w:line="360" w:lineRule="auto"/>
+        <w:jc w:val="both"/>
         <w:rPr>
           <w:b/>
           <w:bCs/>
@@ -10202,6 +10283,7 @@
         </w:numPr>
         <w:shd w:val="clear" w:color="auto" w:fill="FFFFFF"/>
         <w:spacing w:before="0" w:beforeAutospacing="0" w:after="0" w:afterAutospacing="0" w:line="360" w:lineRule="auto"/>
+        <w:jc w:val="both"/>
         <w:rPr>
           <w:color w:val="000000" w:themeColor="text1"/>
           <w:sz w:val="28"/>
@@ -10280,6 +10362,7 @@
         </w:numPr>
         <w:shd w:val="clear" w:color="auto" w:fill="FFFFFF"/>
         <w:spacing w:before="0" w:beforeAutospacing="0" w:after="0" w:afterAutospacing="0" w:line="360" w:lineRule="auto"/>
+        <w:jc w:val="both"/>
         <w:rPr>
           <w:color w:val="000000" w:themeColor="text1"/>
           <w:sz w:val="28"/>
@@ -10322,6 +10405,7 @@
         </w:numPr>
         <w:shd w:val="clear" w:color="auto" w:fill="FFFFFF"/>
         <w:spacing w:before="0" w:beforeAutospacing="0" w:after="0" w:afterAutospacing="0" w:line="360" w:lineRule="auto"/>
+        <w:jc w:val="both"/>
         <w:rPr>
           <w:color w:val="000000" w:themeColor="text1"/>
           <w:sz w:val="28"/>
@@ -10346,6 +10430,7 @@
         </w:numPr>
         <w:shd w:val="clear" w:color="auto" w:fill="FFFFFF"/>
         <w:spacing w:before="0" w:beforeAutospacing="0" w:after="0" w:afterAutospacing="0" w:line="360" w:lineRule="auto"/>
+        <w:jc w:val="both"/>
         <w:rPr>
           <w:color w:val="000000" w:themeColor="text1"/>
           <w:sz w:val="28"/>
@@ -10406,6 +10491,7 @@
         </w:numPr>
         <w:shd w:val="clear" w:color="auto" w:fill="FFFFFF"/>
         <w:spacing w:before="0" w:beforeAutospacing="0" w:after="0" w:afterAutospacing="0" w:line="360" w:lineRule="auto"/>
+        <w:jc w:val="both"/>
         <w:rPr>
           <w:color w:val="000000" w:themeColor="text1"/>
           <w:sz w:val="28"/>
@@ -10448,6 +10534,7 @@
         </w:numPr>
         <w:shd w:val="clear" w:color="auto" w:fill="FFFFFF"/>
         <w:spacing w:before="0" w:beforeAutospacing="0" w:after="0" w:afterAutospacing="0" w:line="360" w:lineRule="auto"/>
+        <w:jc w:val="both"/>
         <w:rPr>
           <w:color w:val="000000" w:themeColor="text1"/>
           <w:sz w:val="28"/>
@@ -10468,6 +10555,8 @@
         <w:pStyle w:val="af4"/>
         <w:shd w:val="clear" w:color="auto" w:fill="FFFFFF"/>
         <w:spacing w:before="0" w:beforeAutospacing="0" w:after="0" w:afterAutospacing="0" w:line="360" w:lineRule="auto"/>
+        <w:ind w:firstLine="709"/>
+        <w:jc w:val="both"/>
         <w:rPr>
           <w:color w:val="000000" w:themeColor="text1"/>
           <w:sz w:val="28"/>
@@ -10708,7 +10797,6 @@
           <w:tab w:val="left" w:pos="993"/>
         </w:tabs>
         <w:spacing w:before="0" w:after="0" w:line="360" w:lineRule="auto"/>
-        <w:ind w:left="0" w:firstLine="709"/>
         <w:jc w:val="both"/>
         <w:rPr>
           <w:rFonts w:ascii="Times New Roman" w:hAnsi="Times New Roman" w:cs="Times New Roman"/>
@@ -10719,21 +10807,45 @@
       </w:pPr>
       <w:bookmarkStart w:id="6" w:name="структура-бд"/>
       <w:bookmarkEnd w:id="3"/>
-      <w:r>
-        <w:rPr>
-          <w:rFonts w:ascii="Times New Roman" w:hAnsi="Times New Roman" w:cs="Times New Roman"/>
+      <w:proofErr w:type="spellStart"/>
+      <w:r>
+        <w:rPr>
+          <w:rFonts w:ascii="Times New Roman" w:hAnsi="Times New Roman" w:cs="Times New Roman" w:hint="cs"/>
           <w:b/>
           <w:bCs/>
           <w:sz w:val="28"/>
           <w:szCs w:val="28"/>
         </w:rPr>
         <w:lastRenderedPageBreak/>
+        <w:t>Сервис</w:t>
+      </w:r>
+      <w:proofErr w:type="spellEnd"/>
+      <w:r>
+        <w:rPr>
+          <w:rFonts w:ascii="Times New Roman" w:hAnsi="Times New Roman" w:cs="Times New Roman"/>
+          <w:b/>
+          <w:bCs/>
+          <w:sz w:val="28"/>
+          <w:szCs w:val="28"/>
+        </w:rPr>
+        <w:t xml:space="preserve"> </w:t>
+      </w:r>
+      <w:r>
+        <w:rPr>
+          <w:rFonts w:ascii="Times New Roman" w:hAnsi="Times New Roman" w:cs="Times New Roman"/>
+          <w:b/>
+          <w:bCs/>
+          <w:sz w:val="28"/>
+          <w:szCs w:val="28"/>
+        </w:rPr>
         <w:t>Cloud Functions</w:t>
       </w:r>
     </w:p>
     <w:p>
       <w:pPr>
         <w:spacing w:before="100" w:beforeAutospacing="1" w:after="100" w:afterAutospacing="1"/>
+        <w:ind w:firstLine="709"/>
+        <w:jc w:val="both"/>
         <w:rPr>
           <w:rFonts w:ascii="Times New Roman" w:eastAsia="Times New Roman" w:hAnsi="Times New Roman" w:cs="Times New Roman"/>
           <w:sz w:val="28"/>
@@ -10825,6 +10937,7 @@
     <w:p>
       <w:pPr>
         <w:spacing w:before="100" w:beforeAutospacing="1" w:after="100" w:afterAutospacing="1"/>
+        <w:jc w:val="both"/>
         <w:outlineLvl w:val="2"/>
         <w:rPr>
           <w:rFonts w:ascii="Times New Roman" w:eastAsia="Times New Roman" w:hAnsi="Times New Roman" w:cs="Times New Roman"/>
@@ -10854,6 +10967,7 @@
           <w:numId w:val="19"/>
         </w:numPr>
         <w:spacing w:before="100" w:beforeAutospacing="1" w:after="100" w:afterAutospacing="1"/>
+        <w:jc w:val="both"/>
         <w:rPr>
           <w:rFonts w:ascii="Times New Roman" w:eastAsia="Times New Roman" w:hAnsi="Times New Roman" w:cs="Times New Roman"/>
           <w:sz w:val="28"/>
@@ -10924,6 +11038,7 @@
           <w:numId w:val="19"/>
         </w:numPr>
         <w:spacing w:before="100" w:beforeAutospacing="1" w:after="100" w:afterAutospacing="1"/>
+        <w:jc w:val="both"/>
         <w:rPr>
           <w:rFonts w:ascii="Times New Roman" w:eastAsia="Times New Roman" w:hAnsi="Times New Roman" w:cs="Times New Roman"/>
           <w:sz w:val="28"/>
@@ -10988,6 +11103,7 @@
           <w:numId w:val="19"/>
         </w:numPr>
         <w:spacing w:before="100" w:beforeAutospacing="1" w:after="100" w:afterAutospacing="1"/>
+        <w:jc w:val="both"/>
         <w:rPr>
           <w:rFonts w:ascii="Times New Roman" w:eastAsia="Times New Roman" w:hAnsi="Times New Roman" w:cs="Times New Roman"/>
           <w:sz w:val="28"/>
@@ -11172,6 +11288,7 @@
           <w:numId w:val="20"/>
         </w:numPr>
         <w:spacing w:before="100" w:beforeAutospacing="1" w:after="100" w:afterAutospacing="1"/>
+        <w:jc w:val="both"/>
         <w:rPr>
           <w:rFonts w:ascii="Times New Roman" w:eastAsia="Times New Roman" w:hAnsi="Times New Roman" w:cs="Times New Roman"/>
           <w:sz w:val="28"/>
@@ -11196,6 +11313,7 @@
           <w:numId w:val="20"/>
         </w:numPr>
         <w:spacing w:before="100" w:beforeAutospacing="1" w:after="100" w:afterAutospacing="1"/>
+        <w:jc w:val="both"/>
         <w:rPr>
           <w:rFonts w:ascii="Times New Roman" w:eastAsia="Times New Roman" w:hAnsi="Times New Roman" w:cs="Times New Roman"/>
           <w:sz w:val="28"/>
@@ -11220,6 +11338,7 @@
           <w:numId w:val="20"/>
         </w:numPr>
         <w:spacing w:before="100" w:beforeAutospacing="1" w:after="100" w:afterAutospacing="1"/>
+        <w:jc w:val="both"/>
         <w:rPr>
           <w:rFonts w:ascii="Times New Roman" w:eastAsia="Times New Roman" w:hAnsi="Times New Roman" w:cs="Times New Roman"/>
           <w:sz w:val="28"/>
@@ -11257,6 +11376,7 @@
           <w:numId w:val="20"/>
         </w:numPr>
         <w:spacing w:before="100" w:beforeAutospacing="1" w:after="100" w:afterAutospacing="1"/>
+        <w:jc w:val="both"/>
         <w:rPr>
           <w:rFonts w:ascii="Times New Roman" w:eastAsia="Times New Roman" w:hAnsi="Times New Roman" w:cs="Times New Roman"/>
           <w:sz w:val="28"/>
@@ -11282,6 +11402,7 @@
           <w:numId w:val="20"/>
         </w:numPr>
         <w:spacing w:before="100" w:beforeAutospacing="1" w:after="100" w:afterAutospacing="1"/>
+        <w:jc w:val="both"/>
         <w:rPr>
           <w:rFonts w:ascii="Times New Roman" w:eastAsia="Times New Roman" w:hAnsi="Times New Roman" w:cs="Times New Roman"/>
           <w:sz w:val="28"/>
@@ -11306,6 +11427,7 @@
           <w:numId w:val="20"/>
         </w:numPr>
         <w:spacing w:before="100" w:beforeAutospacing="1" w:after="100" w:afterAutospacing="1"/>
+        <w:jc w:val="both"/>
         <w:rPr>
           <w:rFonts w:ascii="Times New Roman" w:eastAsia="Times New Roman" w:hAnsi="Times New Roman" w:cs="Times New Roman"/>
           <w:sz w:val="28"/>
@@ -11341,6 +11463,7 @@
           <w:numId w:val="20"/>
         </w:numPr>
         <w:spacing w:before="100" w:beforeAutospacing="1" w:after="100" w:afterAutospacing="1"/>
+        <w:jc w:val="both"/>
         <w:rPr>
           <w:rFonts w:ascii="Times New Roman" w:eastAsia="Times New Roman" w:hAnsi="Times New Roman" w:cs="Times New Roman"/>
           <w:sz w:val="28"/>
@@ -11376,6 +11499,7 @@
           <w:numId w:val="20"/>
         </w:numPr>
         <w:spacing w:before="100" w:beforeAutospacing="1" w:after="100" w:afterAutospacing="1"/>
+        <w:jc w:val="both"/>
         <w:rPr>
           <w:rFonts w:ascii="Times New Roman" w:eastAsia="Times New Roman" w:hAnsi="Times New Roman" w:cs="Times New Roman"/>
           <w:sz w:val="28"/>
@@ -11400,6 +11524,7 @@
           <w:numId w:val="20"/>
         </w:numPr>
         <w:spacing w:before="100" w:beforeAutospacing="1" w:after="100" w:afterAutospacing="1"/>
+        <w:jc w:val="both"/>
         <w:rPr>
           <w:rFonts w:ascii="Times New Roman" w:eastAsia="Times New Roman" w:hAnsi="Times New Roman" w:cs="Times New Roman"/>
           <w:sz w:val="28"/>
@@ -11424,6 +11549,7 @@
           <w:numId w:val="20"/>
         </w:numPr>
         <w:spacing w:before="100" w:beforeAutospacing="1" w:after="100" w:afterAutospacing="1"/>
+        <w:jc w:val="both"/>
         <w:rPr>
           <w:rFonts w:ascii="Times New Roman" w:eastAsia="Times New Roman" w:hAnsi="Times New Roman" w:cs="Times New Roman"/>
           <w:sz w:val="28"/>
@@ -11448,6 +11574,7 @@
           <w:numId w:val="20"/>
         </w:numPr>
         <w:spacing w:before="100" w:beforeAutospacing="1" w:after="100" w:afterAutospacing="1"/>
+        <w:jc w:val="both"/>
         <w:rPr>
           <w:rFonts w:ascii="Times New Roman" w:eastAsia="Times New Roman" w:hAnsi="Times New Roman" w:cs="Times New Roman"/>
           <w:sz w:val="28"/>
@@ -11472,6 +11599,7 @@
           <w:numId w:val="20"/>
         </w:numPr>
         <w:spacing w:before="100" w:beforeAutospacing="1" w:after="100" w:afterAutospacing="1"/>
+        <w:jc w:val="both"/>
         <w:rPr>
           <w:rFonts w:ascii="Times New Roman" w:eastAsia="Times New Roman" w:hAnsi="Times New Roman" w:cs="Times New Roman"/>
           <w:sz w:val="28"/>
@@ -11496,6 +11624,7 @@
           <w:numId w:val="20"/>
         </w:numPr>
         <w:spacing w:before="100" w:beforeAutospacing="1" w:after="100" w:afterAutospacing="1"/>
+        <w:jc w:val="both"/>
         <w:rPr>
           <w:rFonts w:ascii="Times New Roman" w:eastAsia="Times New Roman" w:hAnsi="Times New Roman" w:cs="Times New Roman"/>
           <w:sz w:val="28"/>
@@ -11663,6 +11792,8 @@
     <w:p>
       <w:pPr>
         <w:spacing w:before="100" w:beforeAutospacing="1" w:after="100" w:afterAutospacing="1"/>
+        <w:ind w:firstLine="709"/>
+        <w:jc w:val="both"/>
         <w:rPr>
           <w:rFonts w:ascii="Times New Roman" w:eastAsia="Times New Roman" w:hAnsi="Times New Roman" w:cs="Times New Roman"/>
           <w:sz w:val="28"/>
@@ -11987,7 +12118,6 @@
           <w:szCs w:val="28"/>
           <w:lang w:eastAsia="ru-RU"/>
         </w:rPr>
-        <w:lastRenderedPageBreak/>
         <w:t>import psycopg2</w:t>
       </w:r>
     </w:p>
@@ -13780,7 +13910,7 @@
           <w:rFonts w:ascii="Times New Roman" w:eastAsia="Times New Roman" w:hAnsi="Times New Roman" w:cs="Times New Roman"/>
           <w:sz w:val="28"/>
           <w:szCs w:val="28"/>
-          <w:lang w:val="ru-RU" w:eastAsia="ru-RU"/>
+          <w:lang w:eastAsia="ru-RU"/>
         </w:rPr>
       </w:pPr>
       <w:r>
@@ -13797,7 +13927,7 @@
           <w:rFonts w:ascii="Times New Roman" w:eastAsia="Times New Roman" w:hAnsi="Times New Roman" w:cs="Times New Roman"/>
           <w:sz w:val="28"/>
           <w:szCs w:val="28"/>
-          <w:lang w:val="ru-RU" w:eastAsia="ru-RU"/>
+          <w:lang w:eastAsia="ru-RU"/>
         </w:rPr>
         <w:t>"""</w:t>
       </w:r>
@@ -13835,9 +13965,18 @@
           <w:rFonts w:ascii="Times New Roman" w:eastAsia="Times New Roman" w:hAnsi="Times New Roman" w:cs="Times New Roman"/>
           <w:sz w:val="28"/>
           <w:szCs w:val="28"/>
-          <w:lang w:val="ru-RU" w:eastAsia="ru-RU"/>
-        </w:rPr>
-        <w:t xml:space="preserve">    Функция считает количество купленных билетов в таблице </w:t>
+          <w:lang w:eastAsia="ru-RU"/>
+        </w:rPr>
+        <w:t xml:space="preserve">    </w:t>
+      </w:r>
+      <w:r>
+        <w:rPr>
+          <w:rFonts w:ascii="Times New Roman" w:eastAsia="Times New Roman" w:hAnsi="Times New Roman" w:cs="Times New Roman"/>
+          <w:sz w:val="28"/>
+          <w:szCs w:val="28"/>
+          <w:lang w:val="ru-RU" w:eastAsia="ru-RU"/>
+        </w:rPr>
+        <w:t xml:space="preserve">Функция считает количество купленных билетов в таблице </w:t>
       </w:r>
       <w:proofErr w:type="spellStart"/>
       <w:r>
@@ -13935,8 +14074,6 @@
         </w:rPr>
         <w:t>у</w:t>
       </w:r>
-      <w:bookmarkStart w:id="7" w:name="_GoBack"/>
-      <w:bookmarkEnd w:id="7"/>
       <w:r>
         <w:rPr>
           <w:rFonts w:ascii="Times New Roman" w:eastAsia="Times New Roman" w:hAnsi="Times New Roman" w:cs="Times New Roman"/>
@@ -14232,6 +14369,7 @@
           <w:szCs w:val="28"/>
           <w:lang w:eastAsia="ru-RU"/>
         </w:rPr>
+        <w:lastRenderedPageBreak/>
         <w:t xml:space="preserve">            with </w:t>
       </w:r>
       <w:proofErr w:type="spellStart"/>
@@ -14292,7 +14430,6 @@
           <w:szCs w:val="28"/>
           <w:lang w:eastAsia="ru-RU"/>
         </w:rPr>
-        <w:lastRenderedPageBreak/>
         <w:t xml:space="preserve">                </w:t>
       </w:r>
       <w:proofErr w:type="spellStart"/>
@@ -16088,6 +16225,8 @@
     <w:p>
       <w:pPr>
         <w:spacing w:before="100" w:beforeAutospacing="1" w:after="100" w:afterAutospacing="1"/>
+        <w:ind w:firstLine="709"/>
+        <w:jc w:val="both"/>
         <w:rPr>
           <w:rFonts w:ascii="Times New Roman" w:eastAsia="Times New Roman" w:hAnsi="Times New Roman" w:cs="Times New Roman"/>
           <w:sz w:val="28"/>
@@ -16112,20 +16251,22 @@
           <w:numId w:val="21"/>
         </w:numPr>
         <w:spacing w:before="100" w:beforeAutospacing="1" w:after="100" w:afterAutospacing="1"/>
-        <w:rPr>
-          <w:rFonts w:ascii="Times New Roman" w:eastAsia="Times New Roman" w:hAnsi="Times New Roman" w:cs="Times New Roman"/>
-          <w:sz w:val="28"/>
-          <w:szCs w:val="28"/>
-          <w:lang w:val="ru-RU" w:eastAsia="ru-RU"/>
-        </w:rPr>
-      </w:pPr>
-      <w:r>
-        <w:rPr>
-          <w:rFonts w:ascii="Times New Roman" w:eastAsia="Times New Roman" w:hAnsi="Times New Roman" w:cs="Times New Roman"/>
-          <w:sz w:val="28"/>
-          <w:szCs w:val="28"/>
-          <w:lang w:val="ru-RU" w:eastAsia="ru-RU"/>
-        </w:rPr>
+        <w:jc w:val="both"/>
+        <w:rPr>
+          <w:rFonts w:ascii="Times New Roman" w:eastAsia="Times New Roman" w:hAnsi="Times New Roman" w:cs="Times New Roman"/>
+          <w:sz w:val="28"/>
+          <w:szCs w:val="28"/>
+          <w:lang w:val="ru-RU" w:eastAsia="ru-RU"/>
+        </w:rPr>
+      </w:pPr>
+      <w:r>
+        <w:rPr>
+          <w:rFonts w:ascii="Times New Roman" w:eastAsia="Times New Roman" w:hAnsi="Times New Roman" w:cs="Times New Roman"/>
+          <w:sz w:val="28"/>
+          <w:szCs w:val="28"/>
+          <w:lang w:val="ru-RU" w:eastAsia="ru-RU"/>
+        </w:rPr>
+        <w:lastRenderedPageBreak/>
         <w:t xml:space="preserve">В сервисе </w:t>
       </w:r>
       <w:proofErr w:type="spellStart"/>
@@ -16176,21 +16317,21 @@
           <w:numId w:val="21"/>
         </w:numPr>
         <w:spacing w:before="100" w:beforeAutospacing="1" w:after="100" w:afterAutospacing="1"/>
-        <w:rPr>
-          <w:rFonts w:ascii="Times New Roman" w:eastAsia="Times New Roman" w:hAnsi="Times New Roman" w:cs="Times New Roman"/>
-          <w:sz w:val="28"/>
-          <w:szCs w:val="28"/>
-          <w:lang w:val="ru-RU" w:eastAsia="ru-RU"/>
-        </w:rPr>
-      </w:pPr>
-      <w:r>
-        <w:rPr>
-          <w:rFonts w:ascii="Times New Roman" w:eastAsia="Times New Roman" w:hAnsi="Times New Roman" w:cs="Times New Roman"/>
-          <w:sz w:val="28"/>
-          <w:szCs w:val="28"/>
-          <w:lang w:val="ru-RU" w:eastAsia="ru-RU"/>
-        </w:rPr>
-        <w:lastRenderedPageBreak/>
+        <w:jc w:val="both"/>
+        <w:rPr>
+          <w:rFonts w:ascii="Times New Roman" w:eastAsia="Times New Roman" w:hAnsi="Times New Roman" w:cs="Times New Roman"/>
+          <w:sz w:val="28"/>
+          <w:szCs w:val="28"/>
+          <w:lang w:val="ru-RU" w:eastAsia="ru-RU"/>
+        </w:rPr>
+      </w:pPr>
+      <w:r>
+        <w:rPr>
+          <w:rFonts w:ascii="Times New Roman" w:eastAsia="Times New Roman" w:hAnsi="Times New Roman" w:cs="Times New Roman"/>
+          <w:sz w:val="28"/>
+          <w:szCs w:val="28"/>
+          <w:lang w:val="ru-RU" w:eastAsia="ru-RU"/>
+        </w:rPr>
         <w:t xml:space="preserve">Указал тип триггера </w:t>
       </w:r>
       <w:r>
@@ -16241,6 +16382,7 @@
           <w:numId w:val="21"/>
         </w:numPr>
         <w:spacing w:before="100" w:beforeAutospacing="1" w:after="100" w:afterAutospacing="1"/>
+        <w:jc w:val="both"/>
         <w:rPr>
           <w:rFonts w:ascii="Times New Roman" w:eastAsia="Times New Roman" w:hAnsi="Times New Roman" w:cs="Times New Roman"/>
           <w:sz w:val="28"/>
@@ -16265,6 +16407,7 @@
           <w:numId w:val="21"/>
         </w:numPr>
         <w:spacing w:before="100" w:beforeAutospacing="1" w:after="100" w:afterAutospacing="1"/>
+        <w:jc w:val="both"/>
         <w:rPr>
           <w:rFonts w:ascii="Times New Roman" w:eastAsia="Times New Roman" w:hAnsi="Times New Roman" w:cs="Times New Roman"/>
           <w:sz w:val="28"/>
@@ -16300,6 +16443,7 @@
           <w:numId w:val="21"/>
         </w:numPr>
         <w:spacing w:before="100" w:beforeAutospacing="1" w:after="100" w:afterAutospacing="1"/>
+        <w:jc w:val="both"/>
         <w:rPr>
           <w:rFonts w:ascii="Times New Roman" w:eastAsia="Times New Roman" w:hAnsi="Times New Roman" w:cs="Times New Roman"/>
           <w:sz w:val="28"/>
@@ -16335,6 +16479,7 @@
           <w:numId w:val="21"/>
         </w:numPr>
         <w:spacing w:before="100" w:beforeAutospacing="1" w:after="100" w:afterAutospacing="1"/>
+        <w:jc w:val="both"/>
         <w:rPr>
           <w:rFonts w:ascii="Times New Roman" w:eastAsia="Times New Roman" w:hAnsi="Times New Roman" w:cs="Times New Roman"/>
           <w:sz w:val="28"/>
@@ -16370,6 +16515,7 @@
           <w:numId w:val="21"/>
         </w:numPr>
         <w:spacing w:before="100" w:beforeAutospacing="1" w:after="100" w:afterAutospacing="1"/>
+        <w:jc w:val="both"/>
         <w:rPr>
           <w:rFonts w:ascii="Times New Roman" w:eastAsia="Times New Roman" w:hAnsi="Times New Roman" w:cs="Times New Roman"/>
           <w:sz w:val="28"/>
@@ -16622,6 +16768,7 @@
           <w:numId w:val="22"/>
         </w:numPr>
         <w:spacing w:before="100" w:beforeAutospacing="1" w:after="100" w:afterAutospacing="1"/>
+        <w:jc w:val="both"/>
         <w:rPr>
           <w:rFonts w:ascii="Times New Roman" w:eastAsia="Times New Roman" w:hAnsi="Times New Roman" w:cs="Times New Roman"/>
           <w:sz w:val="28"/>
@@ -16666,6 +16813,7 @@
           <w:numId w:val="22"/>
         </w:numPr>
         <w:spacing w:before="100" w:beforeAutospacing="1" w:after="100" w:afterAutospacing="1"/>
+        <w:jc w:val="both"/>
         <w:rPr>
           <w:rFonts w:ascii="Times New Roman" w:eastAsia="Times New Roman" w:hAnsi="Times New Roman" w:cs="Times New Roman"/>
           <w:sz w:val="28"/>
@@ -16730,6 +16878,7 @@
           <w:numId w:val="22"/>
         </w:numPr>
         <w:spacing w:before="100" w:beforeAutospacing="1" w:after="100" w:afterAutospacing="1"/>
+        <w:jc w:val="both"/>
         <w:rPr>
           <w:rFonts w:ascii="Times New Roman" w:eastAsia="Times New Roman" w:hAnsi="Times New Roman" w:cs="Times New Roman"/>
           <w:sz w:val="28"/>
@@ -16774,6 +16923,7 @@
           <w:numId w:val="22"/>
         </w:numPr>
         <w:spacing w:before="100" w:beforeAutospacing="1" w:after="100" w:afterAutospacing="1"/>
+        <w:jc w:val="both"/>
         <w:rPr>
           <w:rFonts w:ascii="Times New Roman" w:eastAsia="Times New Roman" w:hAnsi="Times New Roman" w:cs="Times New Roman"/>
           <w:sz w:val="28"/>
@@ -16920,6 +17070,8 @@
     <w:p>
       <w:pPr>
         <w:spacing w:before="100" w:beforeAutospacing="1" w:after="100" w:afterAutospacing="1"/>
+        <w:ind w:firstLine="709"/>
+        <w:jc w:val="both"/>
         <w:rPr>
           <w:rFonts w:ascii="Times New Roman" w:eastAsiaTheme="majorEastAsia" w:hAnsi="Times New Roman" w:cs="Times New Roman"/>
           <w:b/>
@@ -16936,6 +17088,7 @@
           <w:szCs w:val="28"/>
           <w:lang w:val="ru-RU" w:eastAsia="ru-RU"/>
         </w:rPr>
+        <w:lastRenderedPageBreak/>
         <w:t xml:space="preserve">В результате </w:t>
       </w:r>
       <w:proofErr w:type="spellStart"/>
@@ -17058,7 +17211,7 @@
         </w:rPr>
         <w:t>.</w:t>
       </w:r>
-      <w:bookmarkStart w:id="8" w:name="ключевые-фрагменты-реализации"/>
+      <w:bookmarkStart w:id="7" w:name="ключевые-фрагменты-реализации"/>
       <w:bookmarkEnd w:id="6"/>
       <w:r>
         <w:rPr>
@@ -17121,18 +17274,7 @@
           <w:szCs w:val="28"/>
           <w:lang w:val="ru-RU"/>
         </w:rPr>
-        <w:t>программ</w:t>
-      </w:r>
-      <w:r>
-        <w:rPr>
-          <w:rFonts w:ascii="Times New Roman" w:eastAsiaTheme="majorEastAsia" w:hAnsi="Times New Roman" w:cs="Times New Roman"/>
-          <w:b/>
-          <w:bCs/>
-          <w:sz w:val="28"/>
-          <w:szCs w:val="28"/>
-          <w:lang w:val="ru-RU"/>
-        </w:rPr>
-        <w:t>ой</w:t>
+        <w:t>приложением</w:t>
       </w:r>
     </w:p>
     <w:p>
@@ -17802,6 +17944,7 @@
         <w:pStyle w:val="af3"/>
         <w:spacing w:after="0" w:line="360" w:lineRule="auto"/>
         <w:ind w:left="0" w:firstLine="709"/>
+        <w:jc w:val="both"/>
         <w:rPr>
           <w:rFonts w:ascii="Times New Roman" w:eastAsiaTheme="majorEastAsia" w:hAnsi="Times New Roman" w:cs="Times New Roman"/>
           <w:bCs/>
@@ -18041,8 +18184,8 @@
           <w:lang w:val="ru-RU"/>
         </w:rPr>
       </w:pPr>
-      <w:bookmarkStart w:id="9" w:name="выводы"/>
-      <w:bookmarkEnd w:id="8"/>
+      <w:bookmarkStart w:id="8" w:name="выводы"/>
+      <w:bookmarkEnd w:id="7"/>
       <w:r>
         <w:rPr>
           <w:rFonts w:ascii="Times New Roman" w:hAnsi="Times New Roman" w:cs="Times New Roman"/>
@@ -18170,6 +18313,16 @@
     </w:p>
     <w:p>
       <w:pPr>
+        <w:pStyle w:val="a0"/>
+        <w:rPr>
+          <w:lang w:val="ru-RU"/>
+        </w:rPr>
+      </w:pPr>
+      <w:bookmarkStart w:id="9" w:name="_GoBack"/>
+      <w:bookmarkEnd w:id="9"/>
+    </w:p>
+    <w:p>
+      <w:pPr>
         <w:spacing w:after="0" w:line="360" w:lineRule="auto"/>
         <w:ind w:firstLine="709"/>
         <w:rPr>
@@ -18182,7 +18335,7 @@
         </w:rPr>
       </w:pPr>
       <w:bookmarkStart w:id="10" w:name="приложения"/>
-      <w:bookmarkEnd w:id="9"/>
+      <w:bookmarkEnd w:id="8"/>
       <w:r>
         <w:rPr>
           <w:rFonts w:ascii="Times New Roman" w:hAnsi="Times New Roman" w:cs="Times New Roman"/>
@@ -18289,13 +18442,125 @@
         <w:pStyle w:val="a0"/>
         <w:spacing w:before="0" w:after="0" w:line="360" w:lineRule="auto"/>
         <w:ind w:firstLine="709"/>
-        <w:rPr>
-          <w:rFonts w:ascii="Times New Roman" w:hAnsi="Times New Roman" w:cs="Times New Roman"/>
-          <w:sz w:val="28"/>
-          <w:szCs w:val="28"/>
-          <w:lang w:val="ru-RU"/>
-        </w:rPr>
-      </w:pPr>
+        <w:jc w:val="both"/>
+        <w:rPr>
+          <w:rFonts w:ascii="Times New Roman" w:hAnsi="Times New Roman" w:cs="Times New Roman"/>
+          <w:sz w:val="28"/>
+          <w:szCs w:val="28"/>
+          <w:lang w:val="ru-RU"/>
+        </w:rPr>
+      </w:pPr>
+    </w:p>
+    <w:p>
+      <w:pPr>
+        <w:pStyle w:val="a0"/>
+        <w:spacing w:before="0" w:after="0" w:line="360" w:lineRule="auto"/>
+        <w:ind w:firstLine="709"/>
+        <w:jc w:val="both"/>
+        <w:rPr>
+          <w:rFonts w:ascii="Times New Roman" w:hAnsi="Times New Roman" w:cs="Times New Roman"/>
+          <w:sz w:val="28"/>
+          <w:szCs w:val="28"/>
+        </w:rPr>
+      </w:pPr>
+      <w:r>
+        <w:rPr>
+          <w:rFonts w:ascii="Times New Roman" w:hAnsi="Times New Roman" w:cs="Times New Roman" w:hint="cs"/>
+          <w:sz w:val="28"/>
+          <w:szCs w:val="28"/>
+          <w:lang w:val="ru-RU"/>
+        </w:rPr>
+        <w:t>Приложение</w:t>
+      </w:r>
+      <w:r>
+        <w:rPr>
+          <w:rFonts w:ascii="Times New Roman" w:hAnsi="Times New Roman" w:cs="Times New Roman"/>
+          <w:sz w:val="28"/>
+          <w:szCs w:val="28"/>
+          <w:lang w:val="ru-RU"/>
+        </w:rPr>
+        <w:t xml:space="preserve"> 2</w:t>
+      </w:r>
+      <w:r>
+        <w:rPr>
+          <w:rFonts w:ascii="Times New Roman" w:hAnsi="Times New Roman" w:cs="Times New Roman"/>
+          <w:sz w:val="28"/>
+          <w:szCs w:val="28"/>
+          <w:lang w:val="ru-RU"/>
+        </w:rPr>
+        <w:t xml:space="preserve">. </w:t>
+      </w:r>
+      <w:r>
+        <w:rPr>
+          <w:rFonts w:ascii="Times New Roman" w:hAnsi="Times New Roman" w:cs="Times New Roman" w:hint="cs"/>
+          <w:sz w:val="28"/>
+          <w:szCs w:val="28"/>
+          <w:lang w:val="ru-RU"/>
+        </w:rPr>
+        <w:t>Ссылка</w:t>
+      </w:r>
+      <w:r>
+        <w:rPr>
+          <w:rFonts w:ascii="Times New Roman" w:hAnsi="Times New Roman" w:cs="Times New Roman"/>
+          <w:sz w:val="28"/>
+          <w:szCs w:val="28"/>
+          <w:lang w:val="ru-RU"/>
+        </w:rPr>
+        <w:t xml:space="preserve"> </w:t>
+      </w:r>
+      <w:r>
+        <w:rPr>
+          <w:rFonts w:ascii="Times New Roman" w:hAnsi="Times New Roman" w:cs="Times New Roman" w:hint="cs"/>
+          <w:sz w:val="28"/>
+          <w:szCs w:val="28"/>
+          <w:lang w:val="ru-RU"/>
+        </w:rPr>
+        <w:t>на</w:t>
+      </w:r>
+      <w:r>
+        <w:rPr>
+          <w:rFonts w:ascii="Times New Roman" w:hAnsi="Times New Roman" w:cs="Times New Roman"/>
+          <w:sz w:val="28"/>
+          <w:szCs w:val="28"/>
+          <w:lang w:val="ru-RU"/>
+        </w:rPr>
+        <w:t xml:space="preserve"> </w:t>
+      </w:r>
+      <w:r>
+        <w:rPr>
+          <w:rFonts w:ascii="Times New Roman" w:hAnsi="Times New Roman" w:cs="Times New Roman"/>
+          <w:sz w:val="28"/>
+          <w:szCs w:val="28"/>
+          <w:lang w:val="ru-RU"/>
+        </w:rPr>
+        <w:t xml:space="preserve">сайт, запущенный с помощью </w:t>
+      </w:r>
+      <w:proofErr w:type="spellStart"/>
+      <w:r>
+        <w:rPr>
+          <w:rFonts w:ascii="Times New Roman" w:hAnsi="Times New Roman" w:cs="Times New Roman"/>
+          <w:sz w:val="28"/>
+          <w:szCs w:val="28"/>
+        </w:rPr>
+        <w:t>Serverless</w:t>
+      </w:r>
+      <w:proofErr w:type="spellEnd"/>
+      <w:r>
+        <w:rPr>
+          <w:rFonts w:ascii="Times New Roman" w:hAnsi="Times New Roman" w:cs="Times New Roman"/>
+          <w:sz w:val="28"/>
+          <w:szCs w:val="28"/>
+        </w:rPr>
+        <w:t xml:space="preserve"> Container</w:t>
+      </w:r>
+      <w:r>
+        <w:rPr>
+          <w:rFonts w:ascii="Times New Roman" w:hAnsi="Times New Roman" w:cs="Times New Roman"/>
+          <w:sz w:val="28"/>
+          <w:szCs w:val="28"/>
+        </w:rPr>
+        <w:t>: https://bbapvvjfkph043ku9rqm.containers.yandexcloud.net/</w:t>
+      </w:r>
     </w:p>
     <w:sectPr>
       <w:footnotePr>
@@ -22655,7 +22920,7 @@
 </file>
 
 <file path=customXml/itemProps1.xml><?xml version="1.0" encoding="utf-8"?>
-<ds:datastoreItem xmlns:ds="http://schemas.openxmlformats.org/officeDocument/2006/customXml" ds:itemID="{B86AC7A2-E0D4-4331-BA9C-065C9F890914}">
+<ds:datastoreItem xmlns:ds="http://schemas.openxmlformats.org/officeDocument/2006/customXml" ds:itemID="{DA941CB2-A95B-4AB9-966D-4061F7D05A6C}">
   <ds:schemaRefs>
     <ds:schemaRef ds:uri="http://schemas.openxmlformats.org/officeDocument/2006/bibliography"/>
   </ds:schemaRefs>
